--- a/data/drop/short-risk/美股短线反弹风险监控_2026-09-11.docx
+++ b/data/drop/short-risk/美股短线反弹风险监控_2026-09-11.docx
@@ -1045,7 +1045,7 @@
     </w:p>
     <w:p>
       <w:r>
-        <w:t>指标摘要：RSI6/RSI12=41.6/44.0；K/D/J=46.5/47.4/44.6；偏离MA20=-5.22%；近5日涨幅=-3.65%；量能=0.70倍。</w:t>
+        <w:t>指标摘要：RSI6/RSI12=41.6/44.0；K/D/J=46.5/47.4/44.6；偏离MA20=-5.22%；近5日涨幅=-3.65%；量能=0.71倍。</w:t>
       </w:r>
     </w:p>
     <w:p>
@@ -1163,7 +1163,7 @@
     </w:p>
     <w:p>
       <w:r>
-        <w:t>指标摘要：RSI6/RSI12=31.1/38.7；K/D/J=17.8/21.3/10.8；偏离MA20=-12.61%；近5日涨幅=-2.38%；量能=0.70倍。</w:t>
+        <w:t>指标摘要：RSI6/RSI12=31.1/38.7；K/D/J=17.8/21.3/10.8；偏离MA20=-12.61%；近5日涨幅=-2.38%；量能=0.71倍。</w:t>
       </w:r>
     </w:p>
     <w:p>
@@ -1222,7 +1222,7 @@
     </w:p>
     <w:p>
       <w:r>
-        <w:t>指标摘要：RSI6/RSI12=30.5/38.0；K/D/J=22.3/23.0/20.8；偏离MA20=-10.51%；近5日涨幅=-5.24%；量能=0.67倍。</w:t>
+        <w:t>指标摘要：RSI6/RSI12=30.5/38.0；K/D/J=22.3/23.0/20.8；偏离MA20=-10.51%；近5日涨幅=-5.24%；量能=0.68倍。</w:t>
       </w:r>
     </w:p>
     <w:p>
